--- a/templates/W3-62-09C.docx
+++ b/templates/W3-62-09C.docx
@@ -130,7 +130,7 @@
           <w:color w:val="000000"/>
           <w:szCs w:val="24"/>
         </w:rPr>
-        <w:t xml:space="preserve">□初檢 □複檢</w:t>
+        <w:t xml:space="preserve">{{FIRSTCK}}初檢 {{RECK}}複檢</w:t>
       </w:r>
     </w:p>
     <w:tbl>

--- a/templates/W3-62-09C.docx
+++ b/templates/W3-62-09C.docx
@@ -5842,7 +5842,7 @@
                 <w:color w:val="000000"/>
                 <w:szCs w:val="24"/>
               </w:rPr>
-              <w:t>□1.檢查結果 □合格 □不合格 □限制合格 □未備妥 □程序不符。</w:t>
+              <w:t>■1.檢查結果 □合格 □不合格 □限制合格 □未備妥 □程序不符。</w:t>
             </w:r>
           </w:p>
           <w:p>

--- a/templates/W3-62-09C.docx
+++ b/templates/W3-62-09C.docx
@@ -61,7 +61,7 @@
                 <w:sz w:val="28"/>
                 <w:szCs w:val="28"/>
               </w:rPr>
-              <w:t xml:space="preserve">      ({{ORG}})</w:t>
+              <w:t xml:space="preserve">      {{ORG}}</w:t>
             </w:r>
           </w:p>
         </w:tc>
